--- a/09运维服务人员管理相关制度（包含人员储备制度及计划，培训管理制度及计划、绩效考核制度，岗位职责说明）/CYYH-ITSS-09-10 人员管理总结报告（2025年1月-9月）.docx
+++ b/09运维服务人员管理相关制度（包含人员储备制度及计划，培训管理制度及计划、绩效考核制度，岗位职责说明）/CYYH-ITSS-09-10 人员管理总结报告（2025年1月-9月）.docx
@@ -24,7 +24,7 @@
                     <pic:cNvPicPr/>
                   </pic:nvPicPr>
                   <pic:blipFill>
-                    <a:blip r:embed="rId12"/>
+                    <a:blip r:embed="rId11"/>
                     <a:stretch>
                       <a:fillRect/>
                     </a:stretch>
@@ -848,7 +848,7 @@
                     <pic:cNvPicPr/>
                   </pic:nvPicPr>
                   <pic:blipFill>
-                    <a:blip r:embed="rId12"/>
+                    <a:blip r:embed="rId11"/>
                     <a:stretch>
                       <a:fillRect/>
                     </a:stretch>
@@ -1872,7 +1872,7 @@
                     <pic:cNvPicPr/>
                   </pic:nvPicPr>
                   <pic:blipFill>
-                    <a:blip r:embed="rId12"/>
+                    <a:blip r:embed="rId11"/>
                     <a:stretch>
                       <a:fillRect/>
                     </a:stretch>
@@ -2376,7 +2376,7 @@
                     <pic:cNvPicPr/>
                   </pic:nvPicPr>
                   <pic:blipFill>
-                    <a:blip r:embed="rId12"/>
+                    <a:blip r:embed="rId11"/>
                     <a:stretch>
                       <a:fillRect/>
                     </a:stretch>
@@ -2457,9 +2457,9 @@
           <w:szCs w:val="31"/>
         </w:rPr>
       </w:pPr>
-      <w:bookmarkStart w:id="0" w:name="bookmark1"/>
+      <w:bookmarkStart w:id="0" w:name="bookmark2"/>
       <w:bookmarkEnd w:id="0"/>
-      <w:bookmarkStart w:id="1" w:name="bookmark2"/>
+      <w:bookmarkStart w:id="1" w:name="bookmark1"/>
       <w:bookmarkEnd w:id="1"/>
       <w:r>
         <w:rPr>
@@ -3858,6 +3858,12 @@
             <w:insideH w:val="single" w:color="000000" w:sz="2" w:space="0"/>
             <w:insideV w:val="single" w:color="000000" w:sz="2" w:space="0"/>
           </w:tblBorders>
+          <w:tblCellMar>
+            <w:top w:w="0" w:type="dxa"/>
+            <w:left w:w="0" w:type="dxa"/>
+            <w:bottom w:w="0" w:type="dxa"/>
+            <w:right w:w="0" w:type="dxa"/>
+          </w:tblCellMar>
         </w:tblPrEx>
         <w:trPr>
           <w:trHeight w:val="813" w:hRule="atLeast"/>
@@ -5735,7 +5741,7 @@
                     <pic:cNvPicPr/>
                   </pic:nvPicPr>
                   <pic:blipFill>
-                    <a:blip r:embed="rId12"/>
+                    <a:blip r:embed="rId11"/>
                     <a:stretch>
                       <a:fillRect/>
                     </a:stretch>
@@ -7267,12 +7273,6 @@
             <w:insideH w:val="single" w:color="000000" w:sz="2" w:space="0"/>
             <w:insideV w:val="single" w:color="000000" w:sz="2" w:space="0"/>
           </w:tblBorders>
-          <w:tblCellMar>
-            <w:top w:w="0" w:type="dxa"/>
-            <w:left w:w="0" w:type="dxa"/>
-            <w:bottom w:w="0" w:type="dxa"/>
-            <w:right w:w="0" w:type="dxa"/>
-          </w:tblCellMar>
         </w:tblPrEx>
         <w:trPr>
           <w:trHeight w:val="939" w:hRule="atLeast"/>
@@ -8221,7 +8221,7 @@
                     <pic:cNvPicPr/>
                   </pic:nvPicPr>
                   <pic:blipFill>
-                    <a:blip r:embed="rId12"/>
+                    <a:blip r:embed="rId11"/>
                     <a:stretch>
                       <a:fillRect/>
                     </a:stretch>
@@ -11538,8 +11538,6 @@
                 <w:szCs w:val="24"/>
               </w:rPr>
             </w:pPr>
-            <w:bookmarkStart w:id="7" w:name="_GoBack"/>
-            <w:bookmarkEnd w:id="7"/>
             <w:r>
               <w:rPr>
                 <w:rFonts w:ascii="宋体" w:hAnsi="宋体" w:eastAsia="宋体" w:cs="宋体"/>
@@ -12007,66 +12005,6 @@
     </w:p>
     <w:p>
       <w:pPr>
-        <w:spacing w:line="366" w:lineRule="auto"/>
-        <w:rPr>
-          <w:rFonts w:ascii="宋体" w:hAnsi="宋体" w:eastAsia="宋体" w:cs="宋体"/>
-          <w:sz w:val="24"/>
-          <w:szCs w:val="24"/>
-        </w:rPr>
-        <w:sectPr>
-          <w:footerReference r:id="rId9" w:type="default"/>
-          <w:pgSz w:w="11910" w:h="16840"/>
-          <w:pgMar w:top="962" w:right="1590" w:bottom="1408" w:left="1580" w:header="0" w:footer="1174" w:gutter="0"/>
-          <w:cols w:space="720" w:num="1"/>
-        </w:sectPr>
-      </w:pPr>
-    </w:p>
-    <w:p>
-      <w:pPr>
-        <w:spacing w:line="414" w:lineRule="exact"/>
-        <w:ind w:firstLine="79"/>
-      </w:pPr>
-      <w:r>
-        <w:rPr>
-          <w:position w:val="-8"/>
-        </w:rPr>
-        <w:drawing>
-          <wp:inline distT="0" distB="0" distL="0" distR="0">
-            <wp:extent cx="687070" cy="262890"/>
-            <wp:effectExtent l="0" t="0" r="0" b="0"/>
-            <wp:docPr id="16" name="IM 16"/>
-            <wp:cNvGraphicFramePr/>
-            <a:graphic xmlns:a="http://schemas.openxmlformats.org/drawingml/2006/main">
-              <a:graphicData uri="http://schemas.openxmlformats.org/drawingml/2006/picture">
-                <pic:pic xmlns:pic="http://schemas.openxmlformats.org/drawingml/2006/picture">
-                  <pic:nvPicPr>
-                    <pic:cNvPr id="16" name="IM 16"/>
-                    <pic:cNvPicPr/>
-                  </pic:nvPicPr>
-                  <pic:blipFill>
-                    <a:blip r:embed="rId12"/>
-                    <a:stretch>
-                      <a:fillRect/>
-                    </a:stretch>
-                  </pic:blipFill>
-                  <pic:spPr>
-                    <a:xfrm>
-                      <a:off x="0" y="0"/>
-                      <a:ext cx="687324" cy="262951"/>
-                    </a:xfrm>
-                    <a:prstGeom prst="rect">
-                      <a:avLst/>
-                    </a:prstGeom>
-                  </pic:spPr>
-                </pic:pic>
-              </a:graphicData>
-            </a:graphic>
-          </wp:inline>
-        </w:drawing>
-      </w:r>
-    </w:p>
-    <w:p>
-      <w:pPr>
         <w:spacing w:before="172" w:line="226" w:lineRule="auto"/>
         <w:outlineLvl w:val="0"/>
         <w:rPr>
@@ -12077,6 +12015,8 @@
       </w:pPr>
       <w:bookmarkStart w:id="6" w:name="bookmark6"/>
       <w:bookmarkEnd w:id="6"/>
+      <w:bookmarkStart w:id="7" w:name="_GoBack"/>
+      <w:bookmarkEnd w:id="7"/>
       <w:r>
         <w:rPr>
           <w:rFonts w:ascii="宋体" w:hAnsi="宋体" w:eastAsia="宋体" w:cs="宋体"/>
@@ -12203,7 +12143,7 @@
       </w:r>
     </w:p>
     <w:sectPr>
-      <w:footerReference r:id="rId10" w:type="default"/>
+      <w:footerReference r:id="rId9" w:type="default"/>
       <w:pgSz w:w="11910" w:h="16840"/>
       <w:pgMar w:top="962" w:right="1749" w:bottom="1408" w:left="1598" w:header="0" w:footer="1174" w:gutter="0"/>
       <w:cols w:space="720" w:num="1"/>
@@ -12334,30 +12274,6 @@
 </file>
 
 <file path=word/footer5.xml><?xml version="1.0" encoding="utf-8"?>
-<w:ftr xmlns:wpc="http://schemas.microsoft.com/office/word/2010/wordprocessingCanvas" xmlns:mc="http://schemas.openxmlformats.org/markup-compatibility/2006" xmlns:o="urn:schemas-microsoft-com:office:office" xmlns:r="http://schemas.openxmlformats.org/officeDocument/2006/relationships" xmlns:m="http://schemas.openxmlformats.org/officeDocument/2006/math" xmlns:v="urn:schemas-microsoft-com:vml" xmlns:wp14="http://schemas.microsoft.com/office/word/2010/wordprocessingDrawing" xmlns:wp="http://schemas.openxmlformats.org/drawingml/2006/wordprocessingDrawing" xmlns:w10="urn:schemas-microsoft-com:office:word" xmlns:w="http://schemas.openxmlformats.org/wordprocessingml/2006/main" xmlns:w14="http://schemas.microsoft.com/office/word/2010/wordml" xmlns:w15="http://schemas.microsoft.com/office/word/2012/wordml" xmlns:wpg="http://schemas.microsoft.com/office/word/2010/wordprocessingGroup" xmlns:wpi="http://schemas.microsoft.com/office/word/2010/wordprocessingInk" xmlns:wne="http://schemas.microsoft.com/office/word/2006/wordml" xmlns:wps="http://schemas.microsoft.com/office/word/2010/wordprocessingShape" xmlns:wpsCustomData="http://www.wps.cn/officeDocument/2013/wpsCustomData" mc:Ignorable="w14 w15 wp14">
-  <w:p>
-    <w:pPr>
-      <w:spacing w:line="229" w:lineRule="auto"/>
-      <w:ind w:left="4351"/>
-      <w:rPr>
-        <w:rFonts w:ascii="宋体" w:hAnsi="宋体" w:eastAsia="宋体" w:cs="宋体"/>
-        <w:sz w:val="18"/>
-        <w:szCs w:val="18"/>
-      </w:rPr>
-    </w:pPr>
-    <w:r>
-      <w:rPr>
-        <w:rFonts w:ascii="宋体" w:hAnsi="宋体" w:eastAsia="宋体" w:cs="宋体"/>
-        <w:sz w:val="18"/>
-        <w:szCs w:val="18"/>
-      </w:rPr>
-      <w:t>7</w:t>
-    </w:r>
-  </w:p>
-</w:ftr>
-</file>
-
-<file path=word/footer6.xml><?xml version="1.0" encoding="utf-8"?>
 <w:ftr xmlns:wpc="http://schemas.microsoft.com/office/word/2010/wordprocessingCanvas" xmlns:mc="http://schemas.openxmlformats.org/markup-compatibility/2006" xmlns:o="urn:schemas-microsoft-com:office:office" xmlns:r="http://schemas.openxmlformats.org/officeDocument/2006/relationships" xmlns:m="http://schemas.openxmlformats.org/officeDocument/2006/math" xmlns:v="urn:schemas-microsoft-com:vml" xmlns:wp14="http://schemas.microsoft.com/office/word/2010/wordprocessingDrawing" xmlns:wp="http://schemas.openxmlformats.org/drawingml/2006/wordprocessingDrawing" xmlns:w10="urn:schemas-microsoft-com:office:word" xmlns:w="http://schemas.openxmlformats.org/wordprocessingml/2006/main" xmlns:w14="http://schemas.microsoft.com/office/word/2010/wordml" xmlns:w15="http://schemas.microsoft.com/office/word/2012/wordml" xmlns:wpg="http://schemas.microsoft.com/office/word/2010/wordprocessingGroup" xmlns:wpi="http://schemas.microsoft.com/office/word/2010/wordprocessingInk" xmlns:wne="http://schemas.microsoft.com/office/word/2006/wordml" xmlns:wps="http://schemas.microsoft.com/office/word/2010/wordprocessingShape" xmlns:wpsCustomData="http://www.wps.cn/officeDocument/2013/wpsCustomData" mc:Ignorable="w14 w15 wp14">
   <w:p>
     <w:pPr>
